--- a/docs/submission_applied_acoustics/AA_Highlights.docx
+++ b/docs/submission_applied_acoustics/AA_Highlights.docx
@@ -65,7 +65,7 @@
         <w:spacing w:after="80" w:line="288"/>
       </w:pPr>
       <w:r>
-        <w:t xml:space="preserve">Need for silence windows depends on measurable rotor-reference coherence</w:t>
+        <w:t xml:space="preserve">Real in-flight array data: broadband source within 10° in 182/217 segments</w:t>
       </w:r>
     </w:p>
     <w:p>

--- a/docs/submission_applied_acoustics/AA_Highlights.docx
+++ b/docs/submission_applied_acoustics/AA_Highlights.docx
@@ -26,7 +26,7 @@
         <w:spacing w:after="80" w:line="288"/>
       </w:pPr>
       <w:r>
-        <w:t xml:space="preserve">Rigid-sphere model of a six-microphone 160 mm array for 3D drone localization</w:t>
+        <w:t xml:space="preserve">Offline 3D drone localization with a six-microphone 160 mm rigid spherical array</w:t>
       </w:r>
     </w:p>
     <w:p>
